--- a/Project_Planning_and_System_Design/Documents/Project_Scope/Project_Scope_GroupG_EcosystemApp_Activity2.docx
+++ b/Project_Planning_and_System_Design/Documents/Project_Scope/Project_Scope_GroupG_EcosystemApp_Activity2.docx
@@ -269,103 +269,101 @@
               <w:rPr>
                 <w:rFonts w:ascii="Arial" w:hAnsi="Arial" w:cs="Arial"/>
               </w:rPr>
-              <w:t>A web-based interactive ecosystem scene representing a single Saskatchewan-inspired freshwater ecosystem.</w:t>
-            </w:r>
-          </w:p>
-          <w:p>
-            <w:pPr>
-              <w:spacing w:after="0" w:line="240" w:lineRule="auto"/>
-              <w:rPr>
-                <w:rFonts w:ascii="Arial" w:hAnsi="Arial" w:cs="Arial"/>
-              </w:rPr>
-            </w:pPr>
-            <w:r>
-              <w:rPr>
-                <w:rFonts w:ascii="Arial" w:hAnsi="Arial" w:cs="Arial"/>
-              </w:rPr>
-              <w:t>The interface will display 6–8 clickable animals positioned within ecologically appropriate zones such as sky, shoreline, water surface, and underwater areas.</w:t>
-            </w:r>
-          </w:p>
-          <w:p>
-            <w:pPr>
-              <w:spacing w:after="0" w:line="240" w:lineRule="auto"/>
-              <w:rPr>
-                <w:rFonts w:ascii="Arial" w:hAnsi="Arial" w:cs="Arial"/>
-              </w:rPr>
-            </w:pPr>
-            <w:r>
-              <w:rPr>
-                <w:rFonts w:ascii="Arial" w:hAnsi="Arial" w:cs="Arial"/>
-              </w:rPr>
-              <w:t>Users will be able to explore the environment visually and interact with animals through simple click-based interactions.</w:t>
-            </w:r>
-          </w:p>
-          <w:p>
-            <w:pPr>
-              <w:spacing w:after="0" w:line="240" w:lineRule="auto"/>
-              <w:rPr>
-                <w:rFonts w:ascii="Arial" w:hAnsi="Arial" w:cs="Arial"/>
-              </w:rPr>
-            </w:pPr>
-            <w:r>
-              <w:rPr>
-                <w:rFonts w:ascii="Arial" w:hAnsi="Arial" w:cs="Arial"/>
-              </w:rPr>
-              <w:t>The design will emphasize child-friendly usability, including:</w:t>
-            </w:r>
-          </w:p>
-          <w:p>
-            <w:pPr>
-              <w:numPr>
-                <w:ilvl w:val="0"/>
-                <w:numId w:val="9"/>
-              </w:numPr>
-              <w:spacing w:after="0" w:line="240" w:lineRule="auto"/>
-              <w:rPr>
-                <w:rFonts w:ascii="Arial" w:hAnsi="Arial" w:cs="Arial"/>
-              </w:rPr>
-            </w:pPr>
-            <w:r>
-              <w:rPr>
-                <w:rFonts w:ascii="Arial" w:hAnsi="Arial" w:cs="Arial"/>
-              </w:rPr>
-              <w:t>Large clickable areas</w:t>
-            </w:r>
-          </w:p>
-          <w:p>
-            <w:pPr>
-              <w:numPr>
-                <w:ilvl w:val="0"/>
-                <w:numId w:val="9"/>
-              </w:numPr>
-              <w:spacing w:after="0" w:line="240" w:lineRule="auto"/>
-              <w:rPr>
-                <w:rFonts w:ascii="Arial" w:hAnsi="Arial" w:cs="Arial"/>
-              </w:rPr>
-            </w:pPr>
-            <w:r>
-              <w:rPr>
-                <w:rFonts w:ascii="Arial" w:hAnsi="Arial" w:cs="Arial"/>
-              </w:rPr>
-              <w:t>Bright, readable visuals</w:t>
-            </w:r>
-          </w:p>
-          <w:p>
-            <w:pPr>
-              <w:numPr>
-                <w:ilvl w:val="0"/>
-                <w:numId w:val="9"/>
-              </w:numPr>
-              <w:spacing w:after="0" w:line="240" w:lineRule="auto"/>
-              <w:rPr>
-                <w:rFonts w:ascii="Arial" w:hAnsi="Arial" w:cs="Arial"/>
-              </w:rPr>
-            </w:pPr>
-            <w:r>
-              <w:rPr>
-                <w:rFonts w:ascii="Arial" w:hAnsi="Arial" w:cs="Arial"/>
-              </w:rPr>
-              <w:t>Simple and intuitive navigation suitable for children ages 7–9</w:t>
+              <w:t>A web-based interactive ecosystem scene representing a single Saskatchewan-inspired freshwater environment.</w:t>
+            </w:r>
+          </w:p>
+          <w:p>
+            <w:pPr>
+              <w:spacing w:after="0" w:line="240" w:lineRule="auto"/>
+              <w:rPr>
+                <w:rFonts w:ascii="Arial" w:hAnsi="Arial" w:cs="Arial"/>
+              </w:rPr>
+            </w:pPr>
+          </w:p>
+          <w:p>
+            <w:pPr>
+              <w:spacing w:after="0" w:line="240" w:lineRule="auto"/>
+              <w:rPr>
+                <w:rFonts w:ascii="Arial" w:hAnsi="Arial" w:cs="Arial"/>
+              </w:rPr>
+            </w:pPr>
+            <w:r>
+              <w:rPr>
+                <w:rFonts w:ascii="Arial" w:hAnsi="Arial" w:cs="Arial"/>
+              </w:rPr>
+              <w:t>The interface displays animated animals positioned within ecological zones such as underwater, shoreline, and surface areas. Users interact with the system through a structured gameplay interface rather than free exploration.</w:t>
+            </w:r>
+          </w:p>
+          <w:p>
+            <w:pPr>
+              <w:spacing w:after="0" w:line="240" w:lineRule="auto"/>
+              <w:rPr>
+                <w:rFonts w:ascii="Arial" w:hAnsi="Arial" w:cs="Arial"/>
+              </w:rPr>
+            </w:pPr>
+          </w:p>
+          <w:p>
+            <w:pPr>
+              <w:spacing w:after="0" w:line="240" w:lineRule="auto"/>
+              <w:rPr>
+                <w:rFonts w:ascii="Arial" w:hAnsi="Arial" w:cs="Arial"/>
+              </w:rPr>
+            </w:pPr>
+            <w:r>
+              <w:rPr>
+                <w:rFonts w:ascii="Arial" w:hAnsi="Arial" w:cs="Arial"/>
+              </w:rPr>
+              <w:t>The system includes a hint-based game where users select mystery cards and identify animals using clues within the ecosystem scene.</w:t>
+            </w:r>
+          </w:p>
+          <w:p>
+            <w:pPr>
+              <w:spacing w:after="0" w:line="240" w:lineRule="auto"/>
+              <w:rPr>
+                <w:rFonts w:ascii="Arial" w:hAnsi="Arial" w:cs="Arial"/>
+              </w:rPr>
+            </w:pPr>
+          </w:p>
+          <w:p>
+            <w:pPr>
+              <w:spacing w:after="0" w:line="240" w:lineRule="auto"/>
+              <w:rPr>
+                <w:rFonts w:ascii="Arial" w:hAnsi="Arial" w:cs="Arial"/>
+              </w:rPr>
+            </w:pPr>
+            <w:r>
+              <w:rPr>
+                <w:rFonts w:ascii="Arial" w:hAnsi="Arial" w:cs="Arial"/>
+              </w:rPr>
+              <w:t>The design emphasizes child-friendly usability, including:</w:t>
+            </w:r>
+          </w:p>
+          <w:p>
+            <w:pPr>
+              <w:spacing w:after="0" w:line="240" w:lineRule="auto"/>
+              <w:rPr>
+                <w:rFonts w:ascii="Arial" w:hAnsi="Arial" w:cs="Arial"/>
+              </w:rPr>
+            </w:pPr>
+            <w:r>
+              <w:rPr>
+                <w:rFonts w:ascii="Arial" w:hAnsi="Arial" w:cs="Arial"/>
+              </w:rPr>
+              <w:t xml:space="preserve">• Large clickable areas  </w:t>
+            </w:r>
+          </w:p>
+          <w:p>
+            <w:pPr>
+              <w:spacing w:after="0" w:line="240" w:lineRule="auto"/>
+              <w:rPr>
+                <w:rFonts w:ascii="Arial" w:hAnsi="Arial" w:cs="Arial"/>
+              </w:rPr>
+            </w:pPr>
+            <w:r>
+              <w:rPr>
+                <w:rFonts w:ascii="Arial" w:hAnsi="Arial" w:cs="Arial"/>
+              </w:rPr>
+              <w:t xml:space="preserve">• Bright, readable visuals  </w:t>
             </w:r>
           </w:p>
           <w:p>
@@ -376,6 +374,12 @@
                 <w:lang w:val="en-US"/>
               </w:rPr>
             </w:pPr>
+            <w:r>
+              <w:rPr>
+                <w:rFonts w:ascii="Arial" w:hAnsi="Arial" w:cs="Arial"/>
+              </w:rPr>
+              <w:t xml:space="preserve">• Simple and intuitive navigation suitable for children ages 7–9  </w:t>
+            </w:r>
           </w:p>
         </w:tc>
       </w:tr>
@@ -438,94 +442,124 @@
               <w:rPr>
                 <w:rFonts w:ascii="Arial" w:hAnsi="Arial" w:cs="Arial"/>
               </w:rPr>
-              <w:t>When a user selects an animal, the system will display a pop-up information panel containing:</w:t>
-            </w:r>
-          </w:p>
-          <w:p>
-            <w:pPr>
-              <w:numPr>
-                <w:ilvl w:val="0"/>
-                <w:numId w:val="10"/>
-              </w:numPr>
-              <w:spacing w:after="0" w:line="240" w:lineRule="auto"/>
-              <w:rPr>
-                <w:rFonts w:ascii="Arial" w:hAnsi="Arial" w:cs="Arial"/>
-              </w:rPr>
-            </w:pPr>
-            <w:r>
-              <w:rPr>
-                <w:rFonts w:ascii="Arial" w:hAnsi="Arial" w:cs="Arial"/>
-              </w:rPr>
-              <w:t>Animal name</w:t>
-            </w:r>
-          </w:p>
-          <w:p>
-            <w:pPr>
-              <w:numPr>
-                <w:ilvl w:val="0"/>
-                <w:numId w:val="10"/>
-              </w:numPr>
-              <w:spacing w:after="0" w:line="240" w:lineRule="auto"/>
-              <w:rPr>
-                <w:rFonts w:ascii="Arial" w:hAnsi="Arial" w:cs="Arial"/>
-              </w:rPr>
-            </w:pPr>
-            <w:r>
-              <w:rPr>
-                <w:rFonts w:ascii="Arial" w:hAnsi="Arial" w:cs="Arial"/>
-              </w:rPr>
-              <w:t>Cartoon-style animal illustration</w:t>
-            </w:r>
-          </w:p>
-          <w:p>
-            <w:pPr>
-              <w:numPr>
-                <w:ilvl w:val="0"/>
-                <w:numId w:val="10"/>
-              </w:numPr>
-              <w:spacing w:after="0" w:line="240" w:lineRule="auto"/>
-              <w:rPr>
-                <w:rFonts w:ascii="Arial" w:hAnsi="Arial" w:cs="Arial"/>
-              </w:rPr>
-            </w:pPr>
-            <w:r>
-              <w:rPr>
-                <w:rFonts w:ascii="Arial" w:hAnsi="Arial" w:cs="Arial"/>
-              </w:rPr>
-              <w:t>Short educational description written at Grade 2–3 reading level</w:t>
-            </w:r>
-          </w:p>
-          <w:p>
-            <w:pPr>
-              <w:numPr>
-                <w:ilvl w:val="0"/>
-                <w:numId w:val="10"/>
-              </w:numPr>
-              <w:spacing w:after="0" w:line="240" w:lineRule="auto"/>
-              <w:rPr>
-                <w:rFonts w:ascii="Arial" w:hAnsi="Arial" w:cs="Arial"/>
-              </w:rPr>
-            </w:pPr>
-            <w:r>
-              <w:rPr>
-                <w:rFonts w:ascii="Arial" w:hAnsi="Arial" w:cs="Arial"/>
-              </w:rPr>
-              <w:t>Basic ecological information such as habitat or behavior</w:t>
-            </w:r>
-          </w:p>
-          <w:p>
-            <w:pPr>
-              <w:spacing w:after="0" w:line="240" w:lineRule="auto"/>
-              <w:rPr>
-                <w:rFonts w:ascii="Arial" w:hAnsi="Arial" w:cs="Arial"/>
-              </w:rPr>
-            </w:pPr>
-            <w:r>
-              <w:rPr>
-                <w:rFonts w:ascii="Arial" w:hAnsi="Arial" w:cs="Arial"/>
-              </w:rPr>
-              <w:t>These cards provide the educational learning component of the application.</w:t>
-            </w:r>
+              <w:t>Animal Discovery System</w:t>
+            </w:r>
+          </w:p>
+          <w:p>
+            <w:pPr>
+              <w:spacing w:after="0" w:line="240" w:lineRule="auto"/>
+              <w:rPr>
+                <w:rFonts w:ascii="Arial" w:hAnsi="Arial" w:cs="Arial"/>
+              </w:rPr>
+            </w:pPr>
+          </w:p>
+          <w:p>
+            <w:pPr>
+              <w:spacing w:after="0" w:line="240" w:lineRule="auto"/>
+              <w:rPr>
+                <w:rFonts w:ascii="Arial" w:hAnsi="Arial" w:cs="Arial"/>
+              </w:rPr>
+            </w:pPr>
+            <w:r>
+              <w:rPr>
+                <w:rFonts w:ascii="Arial" w:hAnsi="Arial" w:cs="Arial"/>
+              </w:rPr>
+              <w:t>When a user selects a mystery card, the system provides progressively revealed hints related to a hidden animal.</w:t>
+            </w:r>
+          </w:p>
+          <w:p>
+            <w:pPr>
+              <w:spacing w:after="0" w:line="240" w:lineRule="auto"/>
+              <w:rPr>
+                <w:rFonts w:ascii="Arial" w:hAnsi="Arial" w:cs="Arial"/>
+              </w:rPr>
+            </w:pPr>
+          </w:p>
+          <w:p>
+            <w:pPr>
+              <w:spacing w:after="0" w:line="240" w:lineRule="auto"/>
+              <w:rPr>
+                <w:rFonts w:ascii="Arial" w:hAnsi="Arial" w:cs="Arial"/>
+              </w:rPr>
+            </w:pPr>
+            <w:r>
+              <w:rPr>
+                <w:rFonts w:ascii="Arial" w:hAnsi="Arial" w:cs="Arial"/>
+              </w:rPr>
+              <w:t>Users must identify the correct animal in the ecosystem scene based on these hints.</w:t>
+            </w:r>
+          </w:p>
+          <w:p>
+            <w:pPr>
+              <w:spacing w:after="0" w:line="240" w:lineRule="auto"/>
+              <w:rPr>
+                <w:rFonts w:ascii="Arial" w:hAnsi="Arial" w:cs="Arial"/>
+              </w:rPr>
+            </w:pPr>
+          </w:p>
+          <w:p>
+            <w:pPr>
+              <w:spacing w:after="0" w:line="240" w:lineRule="auto"/>
+              <w:rPr>
+                <w:rFonts w:ascii="Arial" w:hAnsi="Arial" w:cs="Arial"/>
+              </w:rPr>
+            </w:pPr>
+            <w:r>
+              <w:rPr>
+                <w:rFonts w:ascii="Arial" w:hAnsi="Arial" w:cs="Arial"/>
+              </w:rPr>
+              <w:t>The system provides:</w:t>
+            </w:r>
+          </w:p>
+          <w:p>
+            <w:pPr>
+              <w:spacing w:after="0" w:line="240" w:lineRule="auto"/>
+              <w:rPr>
+                <w:rFonts w:ascii="Arial" w:hAnsi="Arial" w:cs="Arial"/>
+              </w:rPr>
+            </w:pPr>
+            <w:r>
+              <w:rPr>
+                <w:rFonts w:ascii="Arial" w:hAnsi="Arial" w:cs="Arial"/>
+              </w:rPr>
+              <w:t xml:space="preserve">• Multiple hints displayed step-by-step  </w:t>
+            </w:r>
+          </w:p>
+          <w:p>
+            <w:pPr>
+              <w:spacing w:after="0" w:line="240" w:lineRule="auto"/>
+              <w:rPr>
+                <w:rFonts w:ascii="Arial" w:hAnsi="Arial" w:cs="Arial"/>
+              </w:rPr>
+            </w:pPr>
+            <w:r>
+              <w:rPr>
+                <w:rFonts w:ascii="Arial" w:hAnsi="Arial" w:cs="Arial"/>
+              </w:rPr>
+              <w:t xml:space="preserve">• Visual and interactive feedback for correct and incorrect selections  </w:t>
+            </w:r>
+          </w:p>
+          <w:p>
+            <w:pPr>
+              <w:spacing w:after="0" w:line="240" w:lineRule="auto"/>
+              <w:rPr>
+                <w:rFonts w:ascii="Arial" w:hAnsi="Arial" w:cs="Arial"/>
+              </w:rPr>
+            </w:pPr>
+            <w:r>
+              <w:rPr>
+                <w:rFonts w:ascii="Arial" w:hAnsi="Arial" w:cs="Arial"/>
+              </w:rPr>
+              <w:t xml:space="preserve">• Educational information embedded within hints rather than separate pop-up cards  </w:t>
+            </w:r>
+          </w:p>
+          <w:p>
+            <w:pPr>
+              <w:spacing w:after="0" w:line="240" w:lineRule="auto"/>
+              <w:rPr>
+                <w:rFonts w:ascii="Arial" w:hAnsi="Arial" w:cs="Arial"/>
+              </w:rPr>
+            </w:pPr>
           </w:p>
           <w:p>
             <w:pPr>
@@ -535,6 +569,12 @@
                 <w:lang w:val="en-US"/>
               </w:rPr>
             </w:pPr>
+            <w:r>
+              <w:rPr>
+                <w:rFonts w:ascii="Arial" w:hAnsi="Arial" w:cs="Arial"/>
+              </w:rPr>
+              <w:t>This interaction replaces traditional pop-up information cards and supports guided learning through gameplay.</w:t>
+            </w:r>
           </w:p>
         </w:tc>
       </w:tr>
@@ -597,8 +637,16 @@
               <w:rPr>
                 <w:rFonts w:ascii="Arial" w:hAnsi="Arial" w:cs="Arial"/>
               </w:rPr>
-              <w:t>The application will include a digital sticker-book panel that tracks discovery progress.</w:t>
-            </w:r>
+              <w:t>The application includes a digital sticker-book panel that tracks gameplay progress.</w:t>
+            </w:r>
+          </w:p>
+          <w:p>
+            <w:pPr>
+              <w:spacing w:after="0" w:line="240" w:lineRule="auto"/>
+              <w:rPr>
+                <w:rFonts w:ascii="Arial" w:hAnsi="Arial" w:cs="Arial"/>
+              </w:rPr>
+            </w:pPr>
           </w:p>
           <w:p>
             <w:pPr>
@@ -616,117 +664,67 @@
           </w:p>
           <w:p>
             <w:pPr>
-              <w:numPr>
-                <w:ilvl w:val="0"/>
-                <w:numId w:val="11"/>
-              </w:numPr>
-              <w:spacing w:after="0" w:line="240" w:lineRule="auto"/>
-              <w:rPr>
-                <w:rFonts w:ascii="Arial" w:hAnsi="Arial" w:cs="Arial"/>
-              </w:rPr>
-            </w:pPr>
-            <w:r>
-              <w:rPr>
-                <w:rFonts w:ascii="Arial" w:hAnsi="Arial" w:cs="Arial"/>
-              </w:rPr>
-              <w:t>Discovered animals appear as unlocked stickers</w:t>
-            </w:r>
-          </w:p>
-          <w:p>
-            <w:pPr>
-              <w:numPr>
-                <w:ilvl w:val="0"/>
-                <w:numId w:val="11"/>
-              </w:numPr>
-              <w:spacing w:after="0" w:line="240" w:lineRule="auto"/>
-              <w:rPr>
-                <w:rFonts w:ascii="Arial" w:hAnsi="Arial" w:cs="Arial"/>
-              </w:rPr>
-            </w:pPr>
-            <w:r>
-              <w:rPr>
-                <w:rFonts w:ascii="Arial" w:hAnsi="Arial" w:cs="Arial"/>
-              </w:rPr>
-              <w:t>Undiscovered animals appear as locked placeholders</w:t>
-            </w:r>
-          </w:p>
-          <w:p>
-            <w:pPr>
-              <w:numPr>
-                <w:ilvl w:val="0"/>
-                <w:numId w:val="11"/>
-              </w:numPr>
-              <w:spacing w:after="0" w:line="240" w:lineRule="auto"/>
-              <w:rPr>
-                <w:rFonts w:ascii="Arial" w:hAnsi="Arial" w:cs="Arial"/>
-              </w:rPr>
-            </w:pPr>
-            <w:r>
-              <w:rPr>
-                <w:rFonts w:ascii="Arial" w:hAnsi="Arial" w:cs="Arial"/>
-              </w:rPr>
-              <w:t xml:space="preserve">A progress indicator (e.g., </w:t>
-            </w:r>
-            <w:r>
-              <w:rPr>
-                <w:rFonts w:ascii="Arial" w:hAnsi="Arial" w:cs="Arial"/>
-                <w:i/>
-                <w:iCs/>
-              </w:rPr>
-              <w:t>3 of 6 animals discovered</w:t>
-            </w:r>
-            <w:r>
-              <w:rPr>
-                <w:rFonts w:ascii="Arial" w:hAnsi="Arial" w:cs="Arial"/>
-              </w:rPr>
-              <w:t>)</w:t>
-            </w:r>
-          </w:p>
-          <w:p>
-            <w:pPr>
-              <w:numPr>
-                <w:ilvl w:val="0"/>
-                <w:numId w:val="11"/>
-              </w:numPr>
-              <w:spacing w:after="0" w:line="240" w:lineRule="auto"/>
-              <w:rPr>
-                <w:rFonts w:ascii="Arial" w:hAnsi="Arial" w:cs="Arial"/>
-              </w:rPr>
-            </w:pPr>
-            <w:r>
-              <w:rPr>
-                <w:rFonts w:ascii="Arial" w:hAnsi="Arial" w:cs="Arial"/>
-              </w:rPr>
-              <w:t xml:space="preserve">Immediate updates after an animal </w:t>
-            </w:r>
-            <w:proofErr w:type="gramStart"/>
-            <w:r>
-              <w:rPr>
-                <w:rFonts w:ascii="Arial" w:hAnsi="Arial" w:cs="Arial"/>
-              </w:rPr>
-              <w:t>is</w:t>
-            </w:r>
-            <w:proofErr w:type="gramEnd"/>
-            <w:r>
-              <w:rPr>
-                <w:rFonts w:ascii="Arial" w:hAnsi="Arial" w:cs="Arial"/>
-              </w:rPr>
-              <w:t xml:space="preserve"> discovered</w:t>
-            </w:r>
-          </w:p>
-          <w:p>
-            <w:pPr>
-              <w:spacing w:after="0" w:line="240" w:lineRule="auto"/>
-              <w:rPr>
-                <w:rFonts w:ascii="Arial" w:hAnsi="Arial" w:cs="Arial"/>
-              </w:rPr>
-            </w:pPr>
-            <w:r>
-              <w:rPr>
-                <w:rFonts w:ascii="Arial" w:hAnsi="Arial" w:cs="Arial"/>
-              </w:rPr>
-              <w:t>This feature reinforces learning through reward-based interaction.</w:t>
-            </w:r>
+              <w:spacing w:after="0" w:line="240" w:lineRule="auto"/>
+              <w:rPr>
+                <w:rFonts w:ascii="Arial" w:hAnsi="Arial" w:cs="Arial"/>
+              </w:rPr>
+            </w:pPr>
+            <w:r>
+              <w:rPr>
+                <w:rFonts w:ascii="Arial" w:hAnsi="Arial" w:cs="Arial"/>
+              </w:rPr>
+              <w:t xml:space="preserve">• Correctly identified animals appear as unlocked stickers  </w:t>
+            </w:r>
+          </w:p>
+          <w:p>
+            <w:pPr>
+              <w:spacing w:after="0" w:line="240" w:lineRule="auto"/>
+              <w:rPr>
+                <w:rFonts w:ascii="Arial" w:hAnsi="Arial" w:cs="Arial"/>
+              </w:rPr>
+            </w:pPr>
+            <w:r>
+              <w:rPr>
+                <w:rFonts w:ascii="Arial" w:hAnsi="Arial" w:cs="Arial"/>
+              </w:rPr>
+              <w:t xml:space="preserve">• Failed or unsolved animals remain hidden or locked  </w:t>
+            </w:r>
+          </w:p>
+          <w:p>
+            <w:pPr>
+              <w:spacing w:after="0" w:line="240" w:lineRule="auto"/>
+              <w:rPr>
+                <w:rFonts w:ascii="Arial" w:hAnsi="Arial" w:cs="Arial"/>
+              </w:rPr>
+            </w:pPr>
+            <w:r>
+              <w:rPr>
+                <w:rFonts w:ascii="Arial" w:hAnsi="Arial" w:cs="Arial"/>
+              </w:rPr>
+              <w:t xml:space="preserve">• A progress indicator showing number of animals completed  </w:t>
+            </w:r>
+          </w:p>
+          <w:p>
+            <w:pPr>
+              <w:spacing w:after="0" w:line="240" w:lineRule="auto"/>
+              <w:rPr>
+                <w:rFonts w:ascii="Arial" w:hAnsi="Arial" w:cs="Arial"/>
+              </w:rPr>
+            </w:pPr>
+            <w:r>
+              <w:rPr>
+                <w:rFonts w:ascii="Arial" w:hAnsi="Arial" w:cs="Arial"/>
+              </w:rPr>
+              <w:t xml:space="preserve">• Visual feedback through animations and card flipping  </w:t>
+            </w:r>
+          </w:p>
+          <w:p>
+            <w:pPr>
+              <w:spacing w:after="0" w:line="240" w:lineRule="auto"/>
+              <w:rPr>
+                <w:rFonts w:ascii="Arial" w:hAnsi="Arial" w:cs="Arial"/>
+              </w:rPr>
+            </w:pPr>
           </w:p>
           <w:p>
             <w:pPr>
@@ -736,6 +734,12 @@
                 <w:lang w:val="en-US"/>
               </w:rPr>
             </w:pPr>
+            <w:r>
+              <w:rPr>
+                <w:rFonts w:ascii="Arial" w:hAnsi="Arial" w:cs="Arial"/>
+              </w:rPr>
+              <w:t>This feature reinforces learning through reward-based interaction within the game.</w:t>
+            </w:r>
           </w:p>
         </w:tc>
       </w:tr>
@@ -769,6 +773,7 @@
               <w:rPr>
                 <w:rFonts w:ascii="Arial" w:hAnsi="Arial" w:cs="Arial"/>
               </w:rPr>
+              <w:lastRenderedPageBreak/>
               <w:t>Structured Data Model</w:t>
             </w:r>
           </w:p>
@@ -797,76 +802,102 @@
               <w:rPr>
                 <w:rFonts w:ascii="Arial" w:hAnsi="Arial" w:cs="Arial"/>
               </w:rPr>
-              <w:t>The system will include a structured data model storing:</w:t>
-            </w:r>
-          </w:p>
-          <w:p>
-            <w:pPr>
-              <w:numPr>
-                <w:ilvl w:val="0"/>
-                <w:numId w:val="12"/>
-              </w:numPr>
-              <w:spacing w:after="0" w:line="240" w:lineRule="auto"/>
-              <w:rPr>
-                <w:rFonts w:ascii="Arial" w:hAnsi="Arial" w:cs="Arial"/>
-              </w:rPr>
-            </w:pPr>
-            <w:r>
-              <w:rPr>
-                <w:rFonts w:ascii="Arial" w:hAnsi="Arial" w:cs="Arial"/>
-              </w:rPr>
-              <w:t>Animal information (name, description, habitat zone, image reference)</w:t>
-            </w:r>
-          </w:p>
-          <w:p>
-            <w:pPr>
-              <w:numPr>
-                <w:ilvl w:val="0"/>
-                <w:numId w:val="12"/>
-              </w:numPr>
-              <w:spacing w:after="0" w:line="240" w:lineRule="auto"/>
-              <w:rPr>
-                <w:rFonts w:ascii="Arial" w:hAnsi="Arial" w:cs="Arial"/>
-              </w:rPr>
-            </w:pPr>
-            <w:r>
-              <w:rPr>
-                <w:rFonts w:ascii="Arial" w:hAnsi="Arial" w:cs="Arial"/>
-              </w:rPr>
-              <w:t>Discovery status (locked/unlocked)</w:t>
-            </w:r>
-          </w:p>
-          <w:p>
-            <w:pPr>
-              <w:numPr>
-                <w:ilvl w:val="0"/>
-                <w:numId w:val="12"/>
-              </w:numPr>
-              <w:spacing w:after="0" w:line="240" w:lineRule="auto"/>
-              <w:rPr>
-                <w:rFonts w:ascii="Arial" w:hAnsi="Arial" w:cs="Arial"/>
-              </w:rPr>
-            </w:pPr>
-            <w:r>
-              <w:rPr>
-                <w:rFonts w:ascii="Arial" w:hAnsi="Arial" w:cs="Arial"/>
-              </w:rPr>
-              <w:t>User progress information</w:t>
-            </w:r>
-          </w:p>
-          <w:p>
-            <w:pPr>
-              <w:spacing w:after="0" w:line="240" w:lineRule="auto"/>
-              <w:rPr>
-                <w:rFonts w:ascii="Arial" w:hAnsi="Arial" w:cs="Arial"/>
-              </w:rPr>
-            </w:pPr>
-            <w:r>
-              <w:rPr>
-                <w:rFonts w:ascii="Arial" w:hAnsi="Arial" w:cs="Arial"/>
-              </w:rPr>
-              <w:t>Data will be stored using structured JSON data or lightweight local storage and updated as users interact with the ecosystem.</w:t>
-            </w:r>
+              <w:t>The system uses a structured backend data model storing:</w:t>
+            </w:r>
+          </w:p>
+          <w:p>
+            <w:pPr>
+              <w:spacing w:after="0" w:line="240" w:lineRule="auto"/>
+              <w:rPr>
+                <w:rFonts w:ascii="Arial" w:hAnsi="Arial" w:cs="Arial"/>
+              </w:rPr>
+            </w:pPr>
+          </w:p>
+          <w:p>
+            <w:pPr>
+              <w:spacing w:after="0" w:line="240" w:lineRule="auto"/>
+              <w:rPr>
+                <w:rFonts w:ascii="Arial" w:hAnsi="Arial" w:cs="Arial"/>
+              </w:rPr>
+            </w:pPr>
+            <w:r>
+              <w:rPr>
+                <w:rFonts w:ascii="Arial" w:hAnsi="Arial" w:cs="Arial"/>
+              </w:rPr>
+              <w:t xml:space="preserve">• Animal information (name, slug, image reference, active status)  </w:t>
+            </w:r>
+          </w:p>
+          <w:p>
+            <w:pPr>
+              <w:spacing w:after="0" w:line="240" w:lineRule="auto"/>
+              <w:rPr>
+                <w:rFonts w:ascii="Arial" w:hAnsi="Arial" w:cs="Arial"/>
+              </w:rPr>
+            </w:pPr>
+            <w:r>
+              <w:rPr>
+                <w:rFonts w:ascii="Arial" w:hAnsi="Arial" w:cs="Arial"/>
+              </w:rPr>
+              <w:t xml:space="preserve">• Hint data linked to each animal  </w:t>
+            </w:r>
+          </w:p>
+          <w:p>
+            <w:pPr>
+              <w:spacing w:after="0" w:line="240" w:lineRule="auto"/>
+              <w:rPr>
+                <w:rFonts w:ascii="Arial" w:hAnsi="Arial" w:cs="Arial"/>
+              </w:rPr>
+            </w:pPr>
+            <w:r>
+              <w:rPr>
+                <w:rFonts w:ascii="Arial" w:hAnsi="Arial" w:cs="Arial"/>
+              </w:rPr>
+              <w:t xml:space="preserve">• Game state information managed during runtime  </w:t>
+            </w:r>
+          </w:p>
+          <w:p>
+            <w:pPr>
+              <w:spacing w:after="0" w:line="240" w:lineRule="auto"/>
+              <w:rPr>
+                <w:rFonts w:ascii="Arial" w:hAnsi="Arial" w:cs="Arial"/>
+              </w:rPr>
+            </w:pPr>
+          </w:p>
+          <w:p>
+            <w:pPr>
+              <w:spacing w:after="0" w:line="240" w:lineRule="auto"/>
+              <w:rPr>
+                <w:rFonts w:ascii="Arial" w:hAnsi="Arial" w:cs="Arial"/>
+              </w:rPr>
+            </w:pPr>
+            <w:r>
+              <w:rPr>
+                <w:rFonts w:ascii="Arial" w:hAnsi="Arial" w:cs="Arial"/>
+              </w:rPr>
+              <w:t>Animal and hint data are retrieved dynamically from a backend database (</w:t>
+            </w:r>
+            <w:proofErr w:type="spellStart"/>
+            <w:r>
+              <w:rPr>
+                <w:rFonts w:ascii="Arial" w:hAnsi="Arial" w:cs="Arial"/>
+              </w:rPr>
+              <w:t>Supabase</w:t>
+            </w:r>
+            <w:proofErr w:type="spellEnd"/>
+            <w:r>
+              <w:rPr>
+                <w:rFonts w:ascii="Arial" w:hAnsi="Arial" w:cs="Arial"/>
+              </w:rPr>
+              <w:t>) using REST API calls.</w:t>
+            </w:r>
+          </w:p>
+          <w:p>
+            <w:pPr>
+              <w:spacing w:after="0" w:line="240" w:lineRule="auto"/>
+              <w:rPr>
+                <w:rFonts w:ascii="Arial" w:hAnsi="Arial" w:cs="Arial"/>
+              </w:rPr>
+            </w:pPr>
           </w:p>
           <w:p>
             <w:pPr>
@@ -876,6 +907,12 @@
                 <w:lang w:val="en-US"/>
               </w:rPr>
             </w:pPr>
+            <w:r>
+              <w:rPr>
+                <w:rFonts w:ascii="Arial" w:hAnsi="Arial" w:cs="Arial"/>
+              </w:rPr>
+              <w:t>Runtime game state (e.g., active card, revealed hints, solved/failed status) is managed within the application using a centralized state module.</w:t>
+            </w:r>
           </w:p>
         </w:tc>
       </w:tr>
@@ -910,7 +947,6 @@
                 <w:rFonts w:ascii="Arial" w:hAnsi="Arial" w:cs="Arial"/>
                 <w:lang w:val="en-US"/>
               </w:rPr>
-              <w:lastRenderedPageBreak/>
               <w:t xml:space="preserve">MVC Architecture implementation </w:t>
             </w:r>
           </w:p>
@@ -939,118 +975,188 @@
               <w:rPr>
                 <w:rFonts w:ascii="Arial" w:hAnsi="Arial" w:cs="Arial"/>
               </w:rPr>
-              <w:t>The application will follow the Model–View–Controller (MVC) architectural pattern:</w:t>
-            </w:r>
-          </w:p>
-          <w:p>
-            <w:pPr>
-              <w:spacing w:after="0" w:line="240" w:lineRule="auto"/>
-              <w:rPr>
-                <w:rFonts w:ascii="Arial" w:hAnsi="Arial" w:cs="Arial"/>
-              </w:rPr>
-            </w:pPr>
-            <w:r>
-              <w:rPr>
-                <w:rFonts w:ascii="Arial" w:hAnsi="Arial" w:cs="Arial"/>
-              </w:rPr>
-              <w:t>Model</w:t>
-            </w:r>
-          </w:p>
-          <w:p>
-            <w:pPr>
-              <w:numPr>
-                <w:ilvl w:val="0"/>
-                <w:numId w:val="13"/>
-              </w:numPr>
-              <w:spacing w:after="0" w:line="240" w:lineRule="auto"/>
-              <w:rPr>
-                <w:rFonts w:ascii="Arial" w:hAnsi="Arial" w:cs="Arial"/>
-              </w:rPr>
-            </w:pPr>
-            <w:r>
-              <w:rPr>
-                <w:rFonts w:ascii="Arial" w:hAnsi="Arial" w:cs="Arial"/>
-              </w:rPr>
-              <w:t>Stores animal data and discovery status</w:t>
-            </w:r>
-          </w:p>
-          <w:p>
-            <w:pPr>
-              <w:spacing w:after="0" w:line="240" w:lineRule="auto"/>
-              <w:rPr>
-                <w:rFonts w:ascii="Arial" w:hAnsi="Arial" w:cs="Arial"/>
-              </w:rPr>
-            </w:pPr>
-            <w:r>
-              <w:rPr>
-                <w:rFonts w:ascii="Arial" w:hAnsi="Arial" w:cs="Arial"/>
-              </w:rPr>
-              <w:t>View</w:t>
-            </w:r>
-          </w:p>
-          <w:p>
-            <w:pPr>
-              <w:numPr>
-                <w:ilvl w:val="0"/>
-                <w:numId w:val="14"/>
-              </w:numPr>
-              <w:spacing w:after="0" w:line="240" w:lineRule="auto"/>
-              <w:rPr>
-                <w:rFonts w:ascii="Arial" w:hAnsi="Arial" w:cs="Arial"/>
-              </w:rPr>
-            </w:pPr>
-            <w:r>
-              <w:rPr>
-                <w:rFonts w:ascii="Arial" w:hAnsi="Arial" w:cs="Arial"/>
-              </w:rPr>
-              <w:t>Displays the ecosystem scene, sticker book, and information cards</w:t>
-            </w:r>
-          </w:p>
-          <w:p>
-            <w:pPr>
-              <w:spacing w:after="0" w:line="240" w:lineRule="auto"/>
-              <w:rPr>
-                <w:rFonts w:ascii="Arial" w:hAnsi="Arial" w:cs="Arial"/>
-              </w:rPr>
-            </w:pPr>
-            <w:r>
-              <w:rPr>
-                <w:rFonts w:ascii="Arial" w:hAnsi="Arial" w:cs="Arial"/>
-              </w:rPr>
-              <w:t>Controller</w:t>
-            </w:r>
-          </w:p>
-          <w:p>
-            <w:pPr>
-              <w:numPr>
-                <w:ilvl w:val="0"/>
-                <w:numId w:val="15"/>
-              </w:numPr>
-              <w:spacing w:after="0" w:line="240" w:lineRule="auto"/>
-              <w:rPr>
-                <w:rFonts w:ascii="Arial" w:hAnsi="Arial" w:cs="Arial"/>
-              </w:rPr>
-            </w:pPr>
-            <w:r>
-              <w:rPr>
-                <w:rFonts w:ascii="Arial" w:hAnsi="Arial" w:cs="Arial"/>
-              </w:rPr>
-              <w:t>Handles user interactions such as clicking animals, unlocking stickers, and updating progress</w:t>
-            </w:r>
-          </w:p>
-          <w:p>
-            <w:pPr>
-              <w:spacing w:after="0" w:line="240" w:lineRule="auto"/>
-              <w:rPr>
-                <w:rFonts w:ascii="Arial" w:hAnsi="Arial" w:cs="Arial"/>
-              </w:rPr>
-            </w:pPr>
-            <w:r>
-              <w:rPr>
-                <w:rFonts w:ascii="Arial" w:hAnsi="Arial" w:cs="Arial"/>
-              </w:rPr>
-              <w:t>This separation ensures the system is organized, maintainable, and scalable.</w:t>
-            </w:r>
+              <w:t>The application follows the Model–View–Controller (MVC) architectural pattern:</w:t>
+            </w:r>
+          </w:p>
+          <w:p>
+            <w:pPr>
+              <w:spacing w:after="0" w:line="240" w:lineRule="auto"/>
+              <w:rPr>
+                <w:rFonts w:ascii="Arial" w:hAnsi="Arial" w:cs="Arial"/>
+              </w:rPr>
+            </w:pPr>
+          </w:p>
+          <w:p>
+            <w:pPr>
+              <w:spacing w:after="0" w:line="240" w:lineRule="auto"/>
+              <w:rPr>
+                <w:rFonts w:ascii="Arial" w:hAnsi="Arial" w:cs="Arial"/>
+              </w:rPr>
+            </w:pPr>
+            <w:r>
+              <w:rPr>
+                <w:rFonts w:ascii="Arial" w:hAnsi="Arial" w:cs="Arial"/>
+              </w:rPr>
+              <w:t xml:space="preserve">Model  </w:t>
+            </w:r>
+          </w:p>
+          <w:p>
+            <w:pPr>
+              <w:spacing w:after="0" w:line="240" w:lineRule="auto"/>
+              <w:rPr>
+                <w:rFonts w:ascii="Arial" w:hAnsi="Arial" w:cs="Arial"/>
+              </w:rPr>
+            </w:pPr>
+            <w:r>
+              <w:rPr>
+                <w:rFonts w:ascii="Arial" w:hAnsi="Arial" w:cs="Arial"/>
+              </w:rPr>
+              <w:t xml:space="preserve">• Stores static page data and dynamic animal/hint data  </w:t>
+            </w:r>
+          </w:p>
+          <w:p>
+            <w:pPr>
+              <w:spacing w:after="0" w:line="240" w:lineRule="auto"/>
+              <w:rPr>
+                <w:rFonts w:ascii="Arial" w:hAnsi="Arial" w:cs="Arial"/>
+              </w:rPr>
+            </w:pPr>
+            <w:r>
+              <w:rPr>
+                <w:rFonts w:ascii="Arial" w:hAnsi="Arial" w:cs="Arial"/>
+              </w:rPr>
+              <w:t xml:space="preserve">• Maintains runtime game state  </w:t>
+            </w:r>
+          </w:p>
+          <w:p>
+            <w:pPr>
+              <w:spacing w:after="0" w:line="240" w:lineRule="auto"/>
+              <w:rPr>
+                <w:rFonts w:ascii="Arial" w:hAnsi="Arial" w:cs="Arial"/>
+              </w:rPr>
+            </w:pPr>
+          </w:p>
+          <w:p>
+            <w:pPr>
+              <w:spacing w:after="0" w:line="240" w:lineRule="auto"/>
+              <w:rPr>
+                <w:rFonts w:ascii="Arial" w:hAnsi="Arial" w:cs="Arial"/>
+              </w:rPr>
+            </w:pPr>
+            <w:r>
+              <w:rPr>
+                <w:rFonts w:ascii="Arial" w:hAnsi="Arial" w:cs="Arial"/>
+              </w:rPr>
+              <w:t xml:space="preserve">View  </w:t>
+            </w:r>
+          </w:p>
+          <w:p>
+            <w:pPr>
+              <w:spacing w:after="0" w:line="240" w:lineRule="auto"/>
+              <w:rPr>
+                <w:rFonts w:ascii="Arial" w:hAnsi="Arial" w:cs="Arial"/>
+              </w:rPr>
+            </w:pPr>
+            <w:r>
+              <w:rPr>
+                <w:rFonts w:ascii="Arial" w:hAnsi="Arial" w:cs="Arial"/>
+              </w:rPr>
+              <w:t xml:space="preserve">• Renders the ecosystem scene, sticker book, and UI components  </w:t>
+            </w:r>
+          </w:p>
+          <w:p>
+            <w:pPr>
+              <w:spacing w:after="0" w:line="240" w:lineRule="auto"/>
+              <w:rPr>
+                <w:rFonts w:ascii="Arial" w:hAnsi="Arial" w:cs="Arial"/>
+              </w:rPr>
+            </w:pPr>
+            <w:r>
+              <w:rPr>
+                <w:rFonts w:ascii="Arial" w:hAnsi="Arial" w:cs="Arial"/>
+              </w:rPr>
+              <w:t xml:space="preserve">• Displays animations, hints, and feedback  </w:t>
+            </w:r>
+          </w:p>
+          <w:p>
+            <w:pPr>
+              <w:spacing w:after="0" w:line="240" w:lineRule="auto"/>
+              <w:rPr>
+                <w:rFonts w:ascii="Arial" w:hAnsi="Arial" w:cs="Arial"/>
+              </w:rPr>
+            </w:pPr>
+          </w:p>
+          <w:p>
+            <w:pPr>
+              <w:spacing w:after="0" w:line="240" w:lineRule="auto"/>
+              <w:rPr>
+                <w:rFonts w:ascii="Arial" w:hAnsi="Arial" w:cs="Arial"/>
+              </w:rPr>
+            </w:pPr>
+            <w:r>
+              <w:rPr>
+                <w:rFonts w:ascii="Arial" w:hAnsi="Arial" w:cs="Arial"/>
+              </w:rPr>
+              <w:t xml:space="preserve">Controller  </w:t>
+            </w:r>
+          </w:p>
+          <w:p>
+            <w:pPr>
+              <w:spacing w:after="0" w:line="240" w:lineRule="auto"/>
+              <w:rPr>
+                <w:rFonts w:ascii="Arial" w:hAnsi="Arial" w:cs="Arial"/>
+              </w:rPr>
+            </w:pPr>
+            <w:r>
+              <w:rPr>
+                <w:rFonts w:ascii="Arial" w:hAnsi="Arial" w:cs="Arial"/>
+              </w:rPr>
+              <w:t xml:space="preserve">• Handles user interactions such as card selection, animal identification, and game flow  </w:t>
+            </w:r>
+          </w:p>
+          <w:p>
+            <w:pPr>
+              <w:spacing w:after="0" w:line="240" w:lineRule="auto"/>
+              <w:rPr>
+                <w:rFonts w:ascii="Arial" w:hAnsi="Arial" w:cs="Arial"/>
+              </w:rPr>
+            </w:pPr>
+            <w:r>
+              <w:rPr>
+                <w:rFonts w:ascii="Arial" w:hAnsi="Arial" w:cs="Arial"/>
+              </w:rPr>
+              <w:t xml:space="preserve">• Coordinates data flow between Model and View  </w:t>
+            </w:r>
+          </w:p>
+          <w:p>
+            <w:pPr>
+              <w:spacing w:after="0" w:line="240" w:lineRule="auto"/>
+              <w:rPr>
+                <w:rFonts w:ascii="Arial" w:hAnsi="Arial" w:cs="Arial"/>
+              </w:rPr>
+            </w:pPr>
+          </w:p>
+          <w:p>
+            <w:pPr>
+              <w:spacing w:after="0" w:line="240" w:lineRule="auto"/>
+              <w:rPr>
+                <w:rFonts w:ascii="Arial" w:hAnsi="Arial" w:cs="Arial"/>
+              </w:rPr>
+            </w:pPr>
+            <w:r>
+              <w:rPr>
+                <w:rFonts w:ascii="Arial" w:hAnsi="Arial" w:cs="Arial"/>
+              </w:rPr>
+              <w:t>The system is implemented using modular JavaScript files organized into models, views, controllers, services, and state management.</w:t>
+            </w:r>
+          </w:p>
+          <w:p>
+            <w:pPr>
+              <w:spacing w:after="0" w:line="240" w:lineRule="auto"/>
+              <w:rPr>
+                <w:rFonts w:ascii="Arial" w:hAnsi="Arial" w:cs="Arial"/>
+              </w:rPr>
+            </w:pPr>
           </w:p>
           <w:p>
             <w:pPr>
@@ -1060,6 +1166,12 @@
                 <w:lang w:val="en-US"/>
               </w:rPr>
             </w:pPr>
+            <w:r>
+              <w:rPr>
+                <w:rFonts w:ascii="Arial" w:hAnsi="Arial" w:cs="Arial"/>
+              </w:rPr>
+              <w:t>This architecture ensures the system is organized, maintainable, and scalable.</w:t>
+            </w:r>
           </w:p>
         </w:tc>
       </w:tr>
@@ -1122,90 +1234,131 @@
               <w:rPr>
                 <w:rFonts w:ascii="Arial" w:hAnsi="Arial" w:cs="Arial"/>
               </w:rPr>
-              <w:t>The project will deliver a working Minimum Viable Product (MVP) demonstrating the complete discovery interaction cycle:</w:t>
-            </w:r>
-          </w:p>
-          <w:p>
-            <w:pPr>
-              <w:spacing w:after="0" w:line="240" w:lineRule="auto"/>
-              <w:rPr>
-                <w:rFonts w:ascii="Arial" w:hAnsi="Arial" w:cs="Arial"/>
-              </w:rPr>
-            </w:pPr>
-            <w:r>
-              <w:rPr>
-                <w:rFonts w:ascii="Arial" w:hAnsi="Arial" w:cs="Arial"/>
-              </w:rPr>
-              <w:t>Ecosystem exploration → Animal selection → Information display → Sticker unlock → Progress update → Data persistence.</w:t>
-            </w:r>
-          </w:p>
-          <w:p>
-            <w:pPr>
-              <w:spacing w:after="0" w:line="240" w:lineRule="auto"/>
-              <w:rPr>
-                <w:rFonts w:ascii="Arial" w:hAnsi="Arial" w:cs="Arial"/>
-              </w:rPr>
-            </w:pPr>
-            <w:r>
-              <w:rPr>
-                <w:rFonts w:ascii="Arial" w:hAnsi="Arial" w:cs="Arial"/>
-              </w:rPr>
-              <w:t>The MVP will include:</w:t>
-            </w:r>
-          </w:p>
-          <w:p>
-            <w:pPr>
-              <w:numPr>
-                <w:ilvl w:val="0"/>
-                <w:numId w:val="16"/>
-              </w:numPr>
-              <w:spacing w:after="0" w:line="240" w:lineRule="auto"/>
-              <w:rPr>
-                <w:rFonts w:ascii="Arial" w:hAnsi="Arial" w:cs="Arial"/>
-              </w:rPr>
-            </w:pPr>
-            <w:r>
-              <w:rPr>
-                <w:rFonts w:ascii="Arial" w:hAnsi="Arial" w:cs="Arial"/>
-              </w:rPr>
-              <w:t>At least 6 animals</w:t>
-            </w:r>
-          </w:p>
-          <w:p>
-            <w:pPr>
-              <w:numPr>
-                <w:ilvl w:val="0"/>
-                <w:numId w:val="16"/>
-              </w:numPr>
-              <w:spacing w:after="0" w:line="240" w:lineRule="auto"/>
-              <w:rPr>
-                <w:rFonts w:ascii="Arial" w:hAnsi="Arial" w:cs="Arial"/>
-              </w:rPr>
-            </w:pPr>
-            <w:r>
-              <w:rPr>
-                <w:rFonts w:ascii="Arial" w:hAnsi="Arial" w:cs="Arial"/>
-              </w:rPr>
-              <w:t>One example of negative ecosystem impact (e.g., pollution)</w:t>
-            </w:r>
-          </w:p>
-          <w:p>
-            <w:pPr>
-              <w:numPr>
-                <w:ilvl w:val="0"/>
-                <w:numId w:val="16"/>
-              </w:numPr>
-              <w:spacing w:after="0" w:line="240" w:lineRule="auto"/>
-              <w:rPr>
-                <w:rFonts w:ascii="Arial" w:hAnsi="Arial" w:cs="Arial"/>
-              </w:rPr>
-            </w:pPr>
-            <w:r>
-              <w:rPr>
-                <w:rFonts w:ascii="Arial" w:hAnsi="Arial" w:cs="Arial"/>
-              </w:rPr>
-              <w:t>One example of positive environmental restoration interaction (e.g., garbage cleanup)</w:t>
-            </w:r>
+              <w:t>The project delivers a working Minimum Viable Product (MVP) demonstrating a complete interactive gameplay cycle:</w:t>
+            </w:r>
+          </w:p>
+          <w:p>
+            <w:pPr>
+              <w:spacing w:after="0" w:line="240" w:lineRule="auto"/>
+              <w:rPr>
+                <w:rFonts w:ascii="Arial" w:hAnsi="Arial" w:cs="Arial"/>
+              </w:rPr>
+            </w:pPr>
+          </w:p>
+          <w:p>
+            <w:pPr>
+              <w:spacing w:after="0" w:line="240" w:lineRule="auto"/>
+              <w:rPr>
+                <w:rFonts w:ascii="Arial" w:hAnsi="Arial" w:cs="Arial"/>
+              </w:rPr>
+            </w:pPr>
+            <w:r>
+              <w:rPr>
+                <w:rFonts w:ascii="Arial" w:hAnsi="Arial" w:cs="Arial"/>
+              </w:rPr>
+              <w:t>Start Game → Select Card → View Hints → Identify Animal → Receive Feedback → Unlock Sticker → Update Progress → Repeat until completion or timer expiry</w:t>
+            </w:r>
+          </w:p>
+          <w:p>
+            <w:pPr>
+              <w:spacing w:after="0" w:line="240" w:lineRule="auto"/>
+              <w:rPr>
+                <w:rFonts w:ascii="Arial" w:hAnsi="Arial" w:cs="Arial"/>
+              </w:rPr>
+            </w:pPr>
+          </w:p>
+          <w:p>
+            <w:pPr>
+              <w:spacing w:after="0" w:line="240" w:lineRule="auto"/>
+              <w:rPr>
+                <w:rFonts w:ascii="Arial" w:hAnsi="Arial" w:cs="Arial"/>
+              </w:rPr>
+            </w:pPr>
+            <w:r>
+              <w:rPr>
+                <w:rFonts w:ascii="Arial" w:hAnsi="Arial" w:cs="Arial"/>
+              </w:rPr>
+              <w:t>The MVP includes:</w:t>
+            </w:r>
+          </w:p>
+          <w:p>
+            <w:pPr>
+              <w:spacing w:after="0" w:line="240" w:lineRule="auto"/>
+              <w:rPr>
+                <w:rFonts w:ascii="Arial" w:hAnsi="Arial" w:cs="Arial"/>
+              </w:rPr>
+            </w:pPr>
+            <w:r>
+              <w:rPr>
+                <w:rFonts w:ascii="Arial" w:hAnsi="Arial" w:cs="Arial"/>
+              </w:rPr>
+              <w:t xml:space="preserve">• A hint-based animal discovery game  </w:t>
+            </w:r>
+          </w:p>
+          <w:p>
+            <w:pPr>
+              <w:spacing w:after="0" w:line="240" w:lineRule="auto"/>
+              <w:rPr>
+                <w:rFonts w:ascii="Arial" w:hAnsi="Arial" w:cs="Arial"/>
+              </w:rPr>
+            </w:pPr>
+            <w:r>
+              <w:rPr>
+                <w:rFonts w:ascii="Arial" w:hAnsi="Arial" w:cs="Arial"/>
+              </w:rPr>
+              <w:t xml:space="preserve">• A countdown timer system  </w:t>
+            </w:r>
+          </w:p>
+          <w:p>
+            <w:pPr>
+              <w:spacing w:after="0" w:line="240" w:lineRule="auto"/>
+              <w:rPr>
+                <w:rFonts w:ascii="Arial" w:hAnsi="Arial" w:cs="Arial"/>
+              </w:rPr>
+            </w:pPr>
+            <w:r>
+              <w:rPr>
+                <w:rFonts w:ascii="Arial" w:hAnsi="Arial" w:cs="Arial"/>
+              </w:rPr>
+              <w:t xml:space="preserve">• A sticker-book reward system  </w:t>
+            </w:r>
+          </w:p>
+          <w:p>
+            <w:pPr>
+              <w:spacing w:after="0" w:line="240" w:lineRule="auto"/>
+              <w:rPr>
+                <w:rFonts w:ascii="Arial" w:hAnsi="Arial" w:cs="Arial"/>
+              </w:rPr>
+            </w:pPr>
+            <w:r>
+              <w:rPr>
+                <w:rFonts w:ascii="Arial" w:hAnsi="Arial" w:cs="Arial"/>
+              </w:rPr>
+              <w:lastRenderedPageBreak/>
+              <w:t xml:space="preserve">• A bonus interaction (e.g., trash collection for extra time)  </w:t>
+            </w:r>
+          </w:p>
+          <w:p>
+            <w:pPr>
+              <w:spacing w:after="0" w:line="240" w:lineRule="auto"/>
+              <w:rPr>
+                <w:rFonts w:ascii="Arial" w:hAnsi="Arial" w:cs="Arial"/>
+              </w:rPr>
+            </w:pPr>
+            <w:r>
+              <w:rPr>
+                <w:rFonts w:ascii="Arial" w:hAnsi="Arial" w:cs="Arial"/>
+              </w:rPr>
+              <w:t xml:space="preserve">• A videos page for additional learning  </w:t>
+            </w:r>
+          </w:p>
+          <w:p>
+            <w:pPr>
+              <w:spacing w:after="0" w:line="240" w:lineRule="auto"/>
+              <w:rPr>
+                <w:rFonts w:ascii="Arial" w:hAnsi="Arial" w:cs="Arial"/>
+              </w:rPr>
+            </w:pPr>
           </w:p>
           <w:p>
             <w:pPr>
@@ -1215,6 +1368,12 @@
                 <w:lang w:val="en-US"/>
               </w:rPr>
             </w:pPr>
+            <w:r>
+              <w:rPr>
+                <w:rFonts w:ascii="Arial" w:hAnsi="Arial" w:cs="Arial"/>
+              </w:rPr>
+              <w:t>This approach enhances engagement while maintaining educational value.</w:t>
+            </w:r>
           </w:p>
         </w:tc>
       </w:tr>
@@ -1249,6 +1408,7 @@
                 <w:rFonts w:ascii="Arial" w:hAnsi="Arial" w:cs="Arial"/>
                 <w:lang w:val="en-US"/>
               </w:rPr>
+              <w:lastRenderedPageBreak/>
               <w:t>Project Documentation</w:t>
             </w:r>
           </w:p>
@@ -1587,11 +1747,13 @@
               <w:spacing w:after="0" w:line="240" w:lineRule="auto"/>
               <w:rPr>
                 <w:rFonts w:ascii="Arial" w:hAnsi="Arial" w:cs="Arial"/>
-              </w:rPr>
-            </w:pPr>
-            <w:r>
-              <w:rPr>
-                <w:rFonts w:ascii="Arial" w:hAnsi="Arial" w:cs="Arial"/>
+                <w:lang w:val="en-US"/>
+              </w:rPr>
+            </w:pPr>
+            <w:r>
+              <w:rPr>
+                <w:rFonts w:ascii="Arial" w:hAnsi="Arial" w:cs="Arial"/>
+                <w:lang w:val="en-US"/>
               </w:rPr>
               <w:t>The following items are explicitly outside the scope of this project:</w:t>
             </w:r>
@@ -1606,13 +1768,15 @@
               <w:spacing w:after="0" w:line="240" w:lineRule="auto"/>
               <w:rPr>
                 <w:rFonts w:ascii="Arial" w:hAnsi="Arial" w:cs="Arial"/>
-              </w:rPr>
-            </w:pPr>
-            <w:r>
-              <w:rPr>
-                <w:rFonts w:ascii="Arial" w:hAnsi="Arial" w:cs="Arial"/>
-              </w:rPr>
-              <w:t>Multiplayer functionality</w:t>
+                <w:lang w:val="en-US"/>
+              </w:rPr>
+            </w:pPr>
+            <w:r>
+              <w:rPr>
+                <w:rFonts w:ascii="Arial" w:hAnsi="Arial" w:cs="Arial"/>
+                <w:lang w:val="en-US"/>
+              </w:rPr>
+              <w:t xml:space="preserve"> Multiplayer functionality  </w:t>
             </w:r>
           </w:p>
           <w:p>
@@ -1625,13 +1789,15 @@
               <w:spacing w:after="0" w:line="240" w:lineRule="auto"/>
               <w:rPr>
                 <w:rFonts w:ascii="Arial" w:hAnsi="Arial" w:cs="Arial"/>
-              </w:rPr>
-            </w:pPr>
-            <w:r>
-              <w:rPr>
-                <w:rFonts w:ascii="Arial" w:hAnsi="Arial" w:cs="Arial"/>
-              </w:rPr>
-              <w:t>User accounts or authentication systems</w:t>
+                <w:lang w:val="en-US"/>
+              </w:rPr>
+            </w:pPr>
+            <w:r>
+              <w:rPr>
+                <w:rFonts w:ascii="Arial" w:hAnsi="Arial" w:cs="Arial"/>
+                <w:lang w:val="en-US"/>
+              </w:rPr>
+              <w:t xml:space="preserve"> User accounts or authentication systems  </w:t>
             </w:r>
           </w:p>
           <w:p>
@@ -1644,13 +1810,15 @@
               <w:spacing w:after="0" w:line="240" w:lineRule="auto"/>
               <w:rPr>
                 <w:rFonts w:ascii="Arial" w:hAnsi="Arial" w:cs="Arial"/>
-              </w:rPr>
-            </w:pPr>
-            <w:r>
-              <w:rPr>
-                <w:rFonts w:ascii="Arial" w:hAnsi="Arial" w:cs="Arial"/>
-              </w:rPr>
-              <w:t>Advanced physics simulations or 3D game engines</w:t>
+                <w:lang w:val="en-US"/>
+              </w:rPr>
+            </w:pPr>
+            <w:r>
+              <w:rPr>
+                <w:rFonts w:ascii="Arial" w:hAnsi="Arial" w:cs="Arial"/>
+                <w:lang w:val="en-US"/>
+              </w:rPr>
+              <w:t xml:space="preserve"> Advanced physics simulations or 3D game engines  </w:t>
             </w:r>
           </w:p>
           <w:p>
@@ -1663,13 +1831,15 @@
               <w:spacing w:after="0" w:line="240" w:lineRule="auto"/>
               <w:rPr>
                 <w:rFonts w:ascii="Arial" w:hAnsi="Arial" w:cs="Arial"/>
-              </w:rPr>
-            </w:pPr>
-            <w:r>
-              <w:rPr>
-                <w:rFonts w:ascii="Arial" w:hAnsi="Arial" w:cs="Arial"/>
-              </w:rPr>
-              <w:t>Multiple ecosystems or habitat environments</w:t>
+                <w:lang w:val="en-US"/>
+              </w:rPr>
+            </w:pPr>
+            <w:r>
+              <w:rPr>
+                <w:rFonts w:ascii="Arial" w:hAnsi="Arial" w:cs="Arial"/>
+                <w:lang w:val="en-US"/>
+              </w:rPr>
+              <w:t xml:space="preserve"> Multiple ecosystems or habitat environments  </w:t>
             </w:r>
           </w:p>
           <w:p>
@@ -1682,13 +1852,15 @@
               <w:spacing w:after="0" w:line="240" w:lineRule="auto"/>
               <w:rPr>
                 <w:rFonts w:ascii="Arial" w:hAnsi="Arial" w:cs="Arial"/>
-              </w:rPr>
-            </w:pPr>
-            <w:r>
-              <w:rPr>
-                <w:rFonts w:ascii="Arial" w:hAnsi="Arial" w:cs="Arial"/>
-              </w:rPr>
-              <w:t>More than 8 animals in the ecosystem</w:t>
+                <w:lang w:val="en-US"/>
+              </w:rPr>
+            </w:pPr>
+            <w:r>
+              <w:rPr>
+                <w:rFonts w:ascii="Arial" w:hAnsi="Arial" w:cs="Arial"/>
+                <w:lang w:val="en-US"/>
+              </w:rPr>
+              <w:t xml:space="preserve"> More than 6 animals in the ecosystem  </w:t>
             </w:r>
           </w:p>
           <w:p>
@@ -1701,24 +1873,37 @@
               <w:spacing w:after="0" w:line="240" w:lineRule="auto"/>
               <w:rPr>
                 <w:rFonts w:ascii="Arial" w:hAnsi="Arial" w:cs="Arial"/>
-              </w:rPr>
-            </w:pPr>
-            <w:r>
-              <w:rPr>
-                <w:rFonts w:ascii="Arial" w:hAnsi="Arial" w:cs="Arial"/>
-              </w:rPr>
-              <w:t>Complex scoring or competitive game mechanics</w:t>
+                <w:lang w:val="en-US"/>
+              </w:rPr>
+            </w:pPr>
+            <w:r>
+              <w:rPr>
+                <w:rFonts w:ascii="Arial" w:hAnsi="Arial" w:cs="Arial"/>
+                <w:lang w:val="en-US"/>
+              </w:rPr>
+              <w:t xml:space="preserve"> Complex scoring or competitive game mechanics  </w:t>
             </w:r>
           </w:p>
           <w:p>
             <w:pPr>
               <w:widowControl w:val="0"/>
+              <w:numPr>
+                <w:ilvl w:val="0"/>
+                <w:numId w:val="19"/>
+              </w:numPr>
               <w:spacing w:after="0" w:line="240" w:lineRule="auto"/>
               <w:rPr>
                 <w:rFonts w:ascii="Arial" w:hAnsi="Arial" w:cs="Arial"/>
                 <w:lang w:val="en-US"/>
               </w:rPr>
             </w:pPr>
+            <w:r>
+              <w:rPr>
+                <w:rFonts w:ascii="Arial" w:hAnsi="Arial" w:cs="Arial"/>
+                <w:lang w:val="en-US"/>
+              </w:rPr>
+              <w:t xml:space="preserve"> Long-term data persistence across sessions  </w:t>
+            </w:r>
           </w:p>
         </w:tc>
       </w:tr>
